--- a/data/outputs/v2/Grade11/Biology/Quizzes/SS1.4_Cell_Division/Biology_G11_SS1.4_Cell_Division_L10_AnswerKey.docx
+++ b/data/outputs/v2/Grade11/Biology/Quizzes/SS1.4_Cell_Division/Biology_G11_SS1.4_Cell_Division_L10_AnswerKey.docx
@@ -1405,7 +1405,7 @@
         </w:rPr>
         <w:t xml:space="preserve">© 2026 SeaVuria and ARES. Aligned with KICD objectives. Developed by SeaVuria; technical implementation by ARES (with AI assistance from Claude). Licensed under </w:t>
       </w:r>
-      <w:hyperlink w:history="1" r:id="rIdnrtde0xcjkwohfl4n59jf">
+      <w:hyperlink w:history="1" r:id="rIda8olbx7pxzv69emgthk3m">
         <w:r>
           <w:rPr>
             <w:rFonts w:ascii="Arial" w:cs="Arial" w:eastAsia="Arial" w:hAnsi="Arial"/>
@@ -1426,7 +1426,7 @@
         </w:rPr>
         <w:t xml:space="preserve"> (</w:t>
       </w:r>
-      <w:hyperlink w:history="1" r:id="rIde3rc3-c72_joplaaaaqxm">
+      <w:hyperlink w:history="1" r:id="rIdmlgz2-pqzxcx0xe0nvoov">
         <w:r>
           <w:rPr>
             <w:rFonts w:ascii="Arial" w:cs="Arial" w:eastAsia="Arial" w:hAnsi="Arial"/>

--- a/data/outputs/v2/Grade11/Biology/Quizzes/SS1.4_Cell_Division/Biology_G11_SS1.4_Cell_Division_L10_AnswerKey.docx
+++ b/data/outputs/v2/Grade11/Biology/Quizzes/SS1.4_Cell_Division/Biology_G11_SS1.4_Cell_Division_L10_AnswerKey.docx
@@ -1405,7 +1405,7 @@
         </w:rPr>
         <w:t xml:space="preserve">© 2026 SeaVuria and ARES. Aligned with KICD objectives. Developed by SeaVuria; technical implementation by ARES (with AI assistance from Claude). Licensed under </w:t>
       </w:r>
-      <w:hyperlink w:history="1" r:id="rIda8olbx7pxzv69emgthk3m">
+      <w:hyperlink w:history="1" r:id="rIdxwksrxwtc-pr7ytsd3f_x">
         <w:r>
           <w:rPr>
             <w:rFonts w:ascii="Arial" w:cs="Arial" w:eastAsia="Arial" w:hAnsi="Arial"/>
@@ -1426,7 +1426,7 @@
         </w:rPr>
         <w:t xml:space="preserve"> (</w:t>
       </w:r>
-      <w:hyperlink w:history="1" r:id="rIdmlgz2-pqzxcx0xe0nvoov">
+      <w:hyperlink w:history="1" r:id="rIdtracsjtumgcm3owq3dttp">
         <w:r>
           <w:rPr>
             <w:rFonts w:ascii="Arial" w:cs="Arial" w:eastAsia="Arial" w:hAnsi="Arial"/>
